--- a/content/换届选举/2026-07-01-xx/template.docx
+++ b/content/换届选举/2026-07-01-xx/template.docx
@@ -4,56 +4,132 @@
   <w:body>
     <w:p>
       <w:pPr>
-        <w:spacing w:before="480" w:after="480" w:line="288" w:lineRule="auto"/>
-        <w:ind w:left="0"/>
-      </w:pPr>
-      <w:r>
-        <w:rPr>
-          <w:rFonts w:ascii="Arial" w:hAnsi="Arial" w:eastAsia="等线" w:cs="Arial"/>
-          <w:b/>
-          <w:sz w:val="52"/>
-        </w:rPr>
-        <w:t>换届选举材料（三） | 召开党员大会的批复参考（第一次批复）</w:t>
-      </w:r>
-    </w:p>
-    <w:p>
-      <w:pPr>
-        <w:spacing w:before="380" w:after="140" w:line="288" w:lineRule="auto"/>
-        <w:ind w:left="0"/>
+        <w:spacing w:before="0" w:after="360"/>
+        <w:ind w:left="0" w:firstLine="0"/>
+        <w:jc w:val="center"/>
+        <w:rPr>
+          <w:rFonts w:hint="eastAsia" w:eastAsia="方正小标宋简体"/>
+          <w:lang w:eastAsia="zh-CN"/>
+        </w:rPr>
+      </w:pPr>
+      <w:r>
+        <w:rPr>
+          <w:rFonts w:ascii="方正小标宋简体" w:hAnsi="方正小标宋简体" w:eastAsia="方正小标宋简体" w:cs="方正小标宋简体"/>
+          <w:b w:val="0"/>
+          <w:sz w:val="44"/>
+        </w:rPr>
+        <w:t xml:space="preserve">换届选举材料（三） | </w:t>
+      </w:r>
+      <w:r>
+        <w:rPr>
+          <w:rFonts w:hint="eastAsia" w:ascii="方正小标宋简体" w:hAnsi="方正小标宋简体" w:eastAsia="方正小标宋简体" w:cs="方正小标宋简体"/>
+          <w:b w:val="0"/>
+          <w:sz w:val="44"/>
+          <w:lang w:val="en-US" w:eastAsia="zh-CN"/>
+        </w:rPr>
+        <w:t>同意</w:t>
+      </w:r>
+      <w:r>
+        <w:rPr>
+          <w:rFonts w:hint="eastAsia" w:ascii="方正小标宋简体" w:hAnsi="方正小标宋简体" w:eastAsia="方正小标宋简体" w:cs="方正小标宋简体"/>
+          <w:b w:val="0"/>
+          <w:sz w:val="44"/>
+        </w:rPr>
+        <w:t>召开党员大会进行党支部委员会换届选举</w:t>
+      </w:r>
+      <w:r>
+        <w:rPr>
+          <w:rFonts w:hint="eastAsia" w:ascii="方正小标宋简体" w:hAnsi="方正小标宋简体" w:eastAsia="方正小标宋简体" w:cs="方正小标宋简体"/>
+          <w:b w:val="0"/>
+          <w:sz w:val="44"/>
+          <w:lang w:val="en-US" w:eastAsia="zh-CN"/>
+        </w:rPr>
+        <w:t>的批复（</w:t>
+      </w:r>
+      <w:r>
+        <w:rPr>
+          <w:rFonts w:ascii="方正小标宋简体" w:hAnsi="方正小标宋简体" w:eastAsia="方正小标宋简体" w:cs="方正小标宋简体"/>
+          <w:b w:val="0"/>
+          <w:sz w:val="44"/>
+        </w:rPr>
+        <w:t>第一次批复</w:t>
+      </w:r>
+      <w:r>
+        <w:rPr>
+          <w:rFonts w:hint="eastAsia" w:ascii="方正小标宋简体" w:hAnsi="方正小标宋简体" w:eastAsia="方正小标宋简体" w:cs="方正小标宋简体"/>
+          <w:b w:val="0"/>
+          <w:sz w:val="44"/>
+          <w:lang w:eastAsia="zh-CN"/>
+        </w:rPr>
+        <w:t>）</w:t>
+      </w:r>
+    </w:p>
+    <w:p>
+      <w:pPr>
+        <w:spacing w:before="0" w:after="0" w:line="560" w:lineRule="exact"/>
         <w:jc w:val="center"/>
         <w:outlineLvl w:val="0"/>
         <w:rPr>
+          <w:rFonts w:hint="eastAsia" w:ascii="黑体" w:hAnsi="黑体" w:eastAsia="黑体" w:cs="黑体"/>
+          <w:b w:val="0"/>
           <w:sz w:val="36"/>
           <w:szCs w:val="36"/>
         </w:rPr>
       </w:pPr>
-      <w:bookmarkStart w:id="0" w:name="heading_0"/>
-      <w:r>
-        <w:rPr>
-          <w:rFonts w:ascii="Arial" w:hAnsi="Arial" w:eastAsia="等线" w:cs="Arial"/>
-          <w:b/>
+    </w:p>
+    <w:p>
+      <w:pPr>
+        <w:spacing w:before="0" w:after="0" w:line="560" w:lineRule="exact"/>
+        <w:jc w:val="center"/>
+        <w:outlineLvl w:val="0"/>
+        <w:rPr>
+          <w:rFonts w:hint="eastAsia" w:ascii="黑体" w:hAnsi="黑体" w:eastAsia="黑体" w:cs="黑体"/>
+          <w:b w:val="0"/>
           <w:sz w:val="36"/>
           <w:szCs w:val="36"/>
         </w:rPr>
+      </w:pPr>
+      <w:r>
+        <w:rPr>
+          <w:rFonts w:hint="eastAsia" w:ascii="黑体" w:hAnsi="黑体" w:eastAsia="黑体" w:cs="黑体"/>
+          <w:b w:val="0"/>
+          <w:sz w:val="36"/>
+          <w:szCs w:val="36"/>
+        </w:rPr>
         <w:t>关于同意XX党支部召开党员大会进行党支部委员会换届选举的批复</w:t>
       </w:r>
-      <w:bookmarkEnd w:id="0"/>
-    </w:p>
-    <w:p>
-      <w:pPr>
-        <w:spacing w:before="120" w:after="120" w:line="288" w:lineRule="auto"/>
-        <w:ind w:left="0"/>
-        <w:jc w:val="left"/>
-        <w:rPr>
-          <w:sz w:val="28"/>
-          <w:szCs w:val="28"/>
-        </w:rPr>
-      </w:pPr>
-      <w:r>
-        <w:rPr>
-          <w:rFonts w:ascii="Arial" w:hAnsi="Arial" w:eastAsia="等线" w:cs="Arial"/>
-          <w:sz w:val="28"/>
-          <w:szCs w:val="28"/>
+    </w:p>
+    <w:p>
+      <w:pPr>
+        <w:spacing w:before="0" w:after="0" w:line="560" w:lineRule="exact"/>
+        <w:ind w:left="0" w:firstLine="420"/>
+        <w:jc w:val="both"/>
+        <w:rPr>
+          <w:rFonts w:ascii="仿宋" w:hAnsi="仿宋" w:eastAsia="仿宋" w:cs="仿宋"/>
+          <w:b w:val="0"/>
+          <w:sz w:val="30"/>
+          <w:szCs w:val="30"/>
+        </w:rPr>
+      </w:pPr>
+    </w:p>
+    <w:p>
+      <w:pPr>
+        <w:spacing w:before="0" w:after="0" w:line="560" w:lineRule="exact"/>
+        <w:ind w:left="0" w:firstLine="420"/>
+        <w:jc w:val="both"/>
+        <w:rPr>
+          <w:sz w:val="30"/>
+          <w:szCs w:val="30"/>
+        </w:rPr>
+      </w:pPr>
+      <w:bookmarkStart w:id="2" w:name="_GoBack"/>
+      <w:bookmarkEnd w:id="2"/>
+      <w:r>
+        <w:rPr>
+          <w:rFonts w:ascii="仿宋" w:hAnsi="仿宋" w:eastAsia="仿宋" w:cs="仿宋"/>
+          <w:b w:val="0"/>
+          <w:sz w:val="30"/>
+          <w:szCs w:val="30"/>
         </w:rPr>
         <w:t>XX党支部：</w:t>
       </w:r>
@@ -73,20 +149,21 @@
         <w:bidi w:val="0"/>
         <w:adjustRightInd/>
         <w:snapToGrid/>
-        <w:spacing w:before="120" w:after="120" w:line="288" w:lineRule="auto"/>
-        <w:ind w:left="0" w:firstLine="560" w:firstLineChars="200"/>
-        <w:jc w:val="left"/>
+        <w:spacing w:before="0" w:after="0" w:line="560" w:lineRule="exact"/>
+        <w:ind w:left="0" w:firstLine="600" w:firstLineChars="200"/>
+        <w:jc w:val="both"/>
         <w:textAlignment w:val="auto"/>
         <w:rPr>
-          <w:sz w:val="28"/>
-          <w:szCs w:val="28"/>
-        </w:rPr>
-      </w:pPr>
-      <w:r>
-        <w:rPr>
-          <w:rFonts w:ascii="Arial" w:hAnsi="Arial" w:eastAsia="等线" w:cs="Arial"/>
-          <w:sz w:val="28"/>
-          <w:szCs w:val="28"/>
+          <w:sz w:val="30"/>
+          <w:szCs w:val="30"/>
+        </w:rPr>
+      </w:pPr>
+      <w:r>
+        <w:rPr>
+          <w:rFonts w:ascii="仿宋" w:hAnsi="仿宋" w:eastAsia="仿宋" w:cs="仿宋"/>
+          <w:b w:val="0"/>
+          <w:sz w:val="30"/>
+          <w:szCs w:val="30"/>
         </w:rPr>
         <w:t>你支部上报的《XX党支部关于召开党员大会进行党支部委员会换届选举的请示》已收悉，经研究，批复如下：</w:t>
       </w:r>
@@ -106,56 +183,25 @@
         <w:bidi w:val="0"/>
         <w:adjustRightInd/>
         <w:snapToGrid/>
-        <w:spacing w:before="120" w:after="120" w:line="288" w:lineRule="auto"/>
-        <w:ind w:left="0" w:firstLine="560" w:firstLineChars="200"/>
-        <w:jc w:val="left"/>
+        <w:spacing w:before="0" w:after="0" w:line="560" w:lineRule="exact"/>
+        <w:ind w:left="0" w:firstLine="600" w:firstLineChars="200"/>
+        <w:jc w:val="both"/>
         <w:textAlignment w:val="auto"/>
         <w:rPr>
-          <w:sz w:val="28"/>
-          <w:szCs w:val="28"/>
-        </w:rPr>
-      </w:pPr>
-      <w:r>
-        <w:rPr>
-          <w:rFonts w:ascii="Arial" w:hAnsi="Arial" w:eastAsia="等线" w:cs="Arial"/>
-          <w:sz w:val="28"/>
-          <w:szCs w:val="28"/>
-        </w:rPr>
-        <w:t>一、同意你们</w:t>
-      </w:r>
-      <w:r>
-        <w:rPr>
-          <w:rFonts w:ascii="Arial" w:hAnsi="Arial" w:eastAsia="等线" w:cs="Arial"/>
-          <w:b/>
-          <w:sz w:val="28"/>
-          <w:szCs w:val="28"/>
-        </w:rPr>
-        <w:t>XXXX年X月X日召开</w:t>
-      </w:r>
-      <w:r>
-        <w:rPr>
-          <w:rFonts w:ascii="Arial" w:hAnsi="Arial" w:eastAsia="等线" w:cs="Arial"/>
-          <w:sz w:val="28"/>
-          <w:szCs w:val="28"/>
-        </w:rPr>
-        <w:t>党员大会和</w:t>
-      </w:r>
-      <w:r>
-        <w:rPr>
-          <w:rFonts w:ascii="Arial" w:hAnsi="Arial" w:eastAsia="等线" w:cs="Arial"/>
-          <w:b/>
-          <w:sz w:val="28"/>
-          <w:szCs w:val="28"/>
-        </w:rPr>
-        <w:t>大会议程</w:t>
-      </w:r>
-      <w:r>
-        <w:rPr>
-          <w:rFonts w:ascii="Arial" w:hAnsi="Arial" w:eastAsia="等线" w:cs="Arial"/>
-          <w:sz w:val="28"/>
-          <w:szCs w:val="28"/>
-        </w:rPr>
-        <w:t>。</w:t>
+          <w:rFonts w:ascii="仿宋" w:hAnsi="仿宋" w:eastAsia="仿宋" w:cs="仿宋"/>
+          <w:b w:val="0"/>
+          <w:sz w:val="30"/>
+          <w:szCs w:val="30"/>
+        </w:rPr>
+      </w:pPr>
+      <w:r>
+        <w:rPr>
+          <w:rFonts w:ascii="仿宋" w:hAnsi="仿宋" w:eastAsia="仿宋" w:cs="仿宋"/>
+          <w:b w:val="0"/>
+          <w:sz w:val="30"/>
+          <w:szCs w:val="30"/>
+        </w:rPr>
+        <w:t>一、同意你们XXXX年X月X日召开党员大会和大会议程。</w:t>
       </w:r>
     </w:p>
     <w:p>
@@ -173,58 +219,25 @@
         <w:bidi w:val="0"/>
         <w:adjustRightInd/>
         <w:snapToGrid/>
-        <w:spacing w:before="120" w:after="120" w:line="288" w:lineRule="auto"/>
-        <w:ind w:left="0" w:firstLine="560" w:firstLineChars="200"/>
-        <w:jc w:val="left"/>
+        <w:spacing w:before="0" w:after="0" w:line="560" w:lineRule="exact"/>
+        <w:ind w:left="0" w:firstLine="600" w:firstLineChars="200"/>
+        <w:jc w:val="both"/>
         <w:textAlignment w:val="auto"/>
         <w:rPr>
-          <w:sz w:val="28"/>
-          <w:szCs w:val="28"/>
-        </w:rPr>
-      </w:pPr>
-      <w:r>
-        <w:rPr>
-          <w:rFonts w:ascii="Arial" w:hAnsi="Arial" w:eastAsia="等线" w:cs="Arial"/>
-          <w:sz w:val="28"/>
-          <w:szCs w:val="28"/>
-        </w:rPr>
-        <w:t>二、同意你们提出的党支部委员会</w:t>
-      </w:r>
-      <w:r>
-        <w:rPr>
-          <w:rFonts w:ascii="Arial" w:hAnsi="Arial" w:eastAsia="等线" w:cs="Arial"/>
-          <w:b/>
-          <w:sz w:val="28"/>
-          <w:szCs w:val="28"/>
-        </w:rPr>
-        <w:t>委员和书记</w:t>
-      </w:r>
-      <w:r>
-        <w:rPr>
-          <w:rFonts w:ascii="Arial" w:hAnsi="Arial" w:eastAsia="等线" w:cs="Arial"/>
-          <w:b/>
-          <w:sz w:val="28"/>
-          <w:szCs w:val="28"/>
-          <w:u w:val="none"/>
-        </w:rPr>
-        <w:t>、副书记</w:t>
-      </w:r>
-      <w:r>
-        <w:rPr>
-          <w:rFonts w:ascii="Arial" w:hAnsi="Arial" w:eastAsia="等线" w:cs="Arial"/>
-          <w:b/>
-          <w:sz w:val="28"/>
-          <w:szCs w:val="28"/>
-        </w:rPr>
-        <w:t>名额，候选人名额以及差额比例</w:t>
-      </w:r>
-      <w:r>
-        <w:rPr>
-          <w:rFonts w:ascii="Arial" w:hAnsi="Arial" w:eastAsia="等线" w:cs="Arial"/>
-          <w:sz w:val="28"/>
-          <w:szCs w:val="28"/>
-        </w:rPr>
-        <w:t>。</w:t>
+          <w:rFonts w:ascii="仿宋" w:hAnsi="仿宋" w:eastAsia="仿宋" w:cs="仿宋"/>
+          <w:b w:val="0"/>
+          <w:sz w:val="30"/>
+          <w:szCs w:val="30"/>
+        </w:rPr>
+      </w:pPr>
+      <w:r>
+        <w:rPr>
+          <w:rFonts w:ascii="仿宋" w:hAnsi="仿宋" w:eastAsia="仿宋" w:cs="仿宋"/>
+          <w:b w:val="0"/>
+          <w:sz w:val="30"/>
+          <w:szCs w:val="30"/>
+        </w:rPr>
+        <w:t>二、同意你们提出的党支部委员会委员和书记、副书记名额，候选人名额以及差额比例。</w:t>
       </w:r>
     </w:p>
     <w:p>
@@ -242,39 +255,25 @@
         <w:bidi w:val="0"/>
         <w:adjustRightInd/>
         <w:snapToGrid/>
-        <w:spacing w:before="120" w:after="120" w:line="288" w:lineRule="auto"/>
-        <w:ind w:left="0" w:firstLine="560" w:firstLineChars="200"/>
-        <w:jc w:val="left"/>
+        <w:spacing w:before="0" w:after="0" w:line="560" w:lineRule="exact"/>
+        <w:ind w:left="0" w:firstLine="600" w:firstLineChars="200"/>
+        <w:jc w:val="both"/>
         <w:textAlignment w:val="auto"/>
         <w:rPr>
-          <w:sz w:val="28"/>
-          <w:szCs w:val="28"/>
-        </w:rPr>
-      </w:pPr>
-      <w:r>
-        <w:rPr>
-          <w:rFonts w:ascii="Arial" w:hAnsi="Arial" w:eastAsia="等线" w:cs="Arial"/>
-          <w:sz w:val="28"/>
-          <w:szCs w:val="28"/>
-        </w:rPr>
-        <w:t>三、原则同意你们提出的</w:t>
-      </w:r>
-      <w:r>
-        <w:rPr>
-          <w:rFonts w:ascii="Arial" w:hAnsi="Arial" w:eastAsia="等线" w:cs="Arial"/>
-          <w:b/>
-          <w:sz w:val="28"/>
-          <w:szCs w:val="28"/>
-        </w:rPr>
-        <w:t>选举办法</w:t>
-      </w:r>
-      <w:r>
-        <w:rPr>
-          <w:rFonts w:ascii="Arial" w:hAnsi="Arial" w:eastAsia="等线" w:cs="Arial"/>
-          <w:sz w:val="28"/>
-          <w:szCs w:val="28"/>
-        </w:rPr>
-        <w:t>。</w:t>
+          <w:rFonts w:ascii="仿宋" w:hAnsi="仿宋" w:eastAsia="仿宋" w:cs="仿宋"/>
+          <w:b w:val="0"/>
+          <w:sz w:val="30"/>
+          <w:szCs w:val="30"/>
+        </w:rPr>
+      </w:pPr>
+      <w:r>
+        <w:rPr>
+          <w:rFonts w:ascii="仿宋" w:hAnsi="仿宋" w:eastAsia="仿宋" w:cs="仿宋"/>
+          <w:b w:val="0"/>
+          <w:sz w:val="30"/>
+          <w:szCs w:val="30"/>
+        </w:rPr>
+        <w:t>三、原则同意你们提出的选举办法。</w:t>
       </w:r>
     </w:p>
     <w:p>
@@ -292,20 +291,21 @@
         <w:bidi w:val="0"/>
         <w:adjustRightInd/>
         <w:snapToGrid/>
-        <w:spacing w:before="120" w:after="120" w:line="288" w:lineRule="auto"/>
-        <w:ind w:left="0" w:firstLine="560" w:firstLineChars="200"/>
-        <w:jc w:val="left"/>
+        <w:spacing w:before="0" w:after="0" w:line="560" w:lineRule="exact"/>
+        <w:ind w:left="0" w:firstLine="600" w:firstLineChars="200"/>
+        <w:jc w:val="both"/>
         <w:textAlignment w:val="auto"/>
         <w:rPr>
-          <w:sz w:val="28"/>
-          <w:szCs w:val="28"/>
-        </w:rPr>
-      </w:pPr>
-      <w:r>
-        <w:rPr>
-          <w:rFonts w:ascii="Arial" w:hAnsi="Arial" w:eastAsia="等线" w:cs="Arial"/>
-          <w:sz w:val="28"/>
-          <w:szCs w:val="28"/>
+          <w:sz w:val="30"/>
+          <w:szCs w:val="30"/>
+        </w:rPr>
+      </w:pPr>
+      <w:r>
+        <w:rPr>
+          <w:rFonts w:ascii="仿宋" w:hAnsi="仿宋" w:eastAsia="仿宋" w:cs="仿宋"/>
+          <w:b w:val="0"/>
+          <w:sz w:val="30"/>
+          <w:szCs w:val="30"/>
         </w:rPr>
         <w:t>请严格按照有关规定，做好选举工作。</w:t>
       </w:r>
@@ -325,131 +325,152 @@
         <w:bidi w:val="0"/>
         <w:adjustRightInd/>
         <w:snapToGrid/>
-        <w:spacing w:before="120" w:after="120" w:line="288" w:lineRule="auto"/>
-        <w:ind w:left="0" w:firstLine="560" w:firstLineChars="200"/>
-        <w:jc w:val="left"/>
+        <w:spacing w:before="0" w:after="0" w:line="560" w:lineRule="exact"/>
+        <w:ind w:left="0" w:firstLine="600" w:firstLineChars="200"/>
+        <w:jc w:val="both"/>
         <w:textAlignment w:val="auto"/>
         <w:rPr>
-          <w:sz w:val="28"/>
-          <w:szCs w:val="28"/>
-        </w:rPr>
-      </w:pPr>
-      <w:r>
-        <w:rPr>
-          <w:rFonts w:ascii="Arial" w:hAnsi="Arial" w:eastAsia="等线" w:cs="Arial"/>
-          <w:sz w:val="28"/>
-          <w:szCs w:val="28"/>
+          <w:rFonts w:ascii="仿宋" w:hAnsi="仿宋" w:eastAsia="仿宋" w:cs="仿宋"/>
+          <w:b w:val="0"/>
+          <w:sz w:val="30"/>
+          <w:szCs w:val="30"/>
+        </w:rPr>
+      </w:pPr>
+      <w:r>
+        <w:rPr>
+          <w:rFonts w:ascii="仿宋" w:hAnsi="仿宋" w:eastAsia="仿宋" w:cs="仿宋"/>
+          <w:b w:val="0"/>
+          <w:sz w:val="30"/>
+          <w:szCs w:val="30"/>
         </w:rPr>
         <w:t>特此批复。</w:t>
       </w:r>
     </w:p>
     <w:p>
       <w:pPr>
-        <w:spacing w:before="380" w:after="140" w:line="288" w:lineRule="auto"/>
-        <w:ind w:left="0"/>
+        <w:keepNext w:val="0"/>
+        <w:keepLines w:val="0"/>
+        <w:pageBreakBefore w:val="0"/>
+        <w:widowControl w:val="0"/>
+        <w:kinsoku/>
+        <w:wordWrap/>
+        <w:overflowPunct/>
+        <w:topLinePunct w:val="0"/>
+        <w:autoSpaceDE/>
+        <w:autoSpaceDN/>
+        <w:bidi w:val="0"/>
+        <w:adjustRightInd/>
+        <w:snapToGrid/>
+        <w:spacing w:before="0" w:after="0" w:line="560" w:lineRule="exact"/>
+        <w:ind w:left="0" w:firstLine="600" w:firstLineChars="200"/>
+        <w:jc w:val="both"/>
+        <w:textAlignment w:val="auto"/>
+        <w:rPr>
+          <w:rFonts w:ascii="仿宋" w:hAnsi="仿宋" w:eastAsia="仿宋" w:cs="仿宋"/>
+          <w:b w:val="0"/>
+          <w:sz w:val="30"/>
+          <w:szCs w:val="30"/>
+        </w:rPr>
+      </w:pPr>
+    </w:p>
+    <w:p>
+      <w:pPr>
+        <w:keepNext w:val="0"/>
+        <w:keepLines w:val="0"/>
+        <w:pageBreakBefore w:val="0"/>
+        <w:widowControl w:val="0"/>
+        <w:kinsoku/>
+        <w:wordWrap/>
+        <w:overflowPunct/>
+        <w:topLinePunct w:val="0"/>
+        <w:autoSpaceDE/>
+        <w:autoSpaceDN/>
+        <w:bidi w:val="0"/>
+        <w:adjustRightInd/>
+        <w:snapToGrid/>
+        <w:spacing w:before="0" w:after="0" w:line="560" w:lineRule="exact"/>
+        <w:ind w:left="0" w:firstLine="600" w:firstLineChars="200"/>
+        <w:jc w:val="both"/>
+        <w:textAlignment w:val="auto"/>
+        <w:rPr>
+          <w:rFonts w:ascii="仿宋" w:hAnsi="仿宋" w:eastAsia="仿宋" w:cs="仿宋"/>
+          <w:b w:val="0"/>
+          <w:sz w:val="30"/>
+          <w:szCs w:val="30"/>
+        </w:rPr>
+      </w:pPr>
+    </w:p>
+    <w:p>
+      <w:pPr>
+        <w:spacing w:before="0" w:after="0" w:line="560" w:lineRule="exact"/>
         <w:jc w:val="right"/>
         <w:outlineLvl w:val="0"/>
         <w:rPr>
-          <w:sz w:val="28"/>
-          <w:szCs w:val="28"/>
-        </w:rPr>
-      </w:pPr>
-      <w:bookmarkStart w:id="1" w:name="heading_1"/>
-      <w:r>
-        <w:rPr>
-          <w:rFonts w:ascii="Arial" w:hAnsi="Arial" w:eastAsia="等线" w:cs="Arial"/>
-          <w:b/>
-          <w:sz w:val="28"/>
-          <w:szCs w:val="28"/>
+          <w:sz w:val="30"/>
+          <w:szCs w:val="30"/>
+        </w:rPr>
+      </w:pPr>
+      <w:bookmarkStart w:id="0" w:name="heading_1"/>
+      <w:r>
+        <w:rPr>
+          <w:rFonts w:ascii="仿宋" w:hAnsi="仿宋" w:eastAsia="仿宋" w:cs="仿宋"/>
+          <w:b w:val="0"/>
+          <w:sz w:val="30"/>
+          <w:szCs w:val="30"/>
         </w:rPr>
         <w:t>中共XX委员会</w:t>
       </w:r>
-      <w:bookmarkEnd w:id="1"/>
-    </w:p>
-    <w:p>
-      <w:pPr>
-        <w:spacing w:before="380" w:after="140" w:line="288" w:lineRule="auto"/>
-        <w:ind w:left="0"/>
+      <w:bookmarkEnd w:id="0"/>
+    </w:p>
+    <w:p>
+      <w:pPr>
+        <w:spacing w:before="0" w:after="0" w:line="560" w:lineRule="exact"/>
         <w:jc w:val="right"/>
         <w:outlineLvl w:val="0"/>
         <w:rPr>
-          <w:sz w:val="28"/>
-          <w:szCs w:val="28"/>
-        </w:rPr>
-      </w:pPr>
-      <w:bookmarkStart w:id="2" w:name="heading_2"/>
-      <w:r>
-        <w:rPr>
-          <w:rFonts w:ascii="Arial" w:hAnsi="Arial" w:eastAsia="等线" w:cs="Arial"/>
-          <w:b/>
-          <w:sz w:val="28"/>
-          <w:szCs w:val="28"/>
-        </w:rPr>
-        <w:t>XXXX年X</w:t>
-      </w:r>
-      <w:r>
-        <w:rPr>
-          <w:rFonts w:ascii="Arial" w:hAnsi="Arial" w:eastAsia="等线" w:cs="Arial"/>
-          <w:b/>
-          <w:sz w:val="28"/>
-          <w:szCs w:val="28"/>
-        </w:rPr>
-        <w:t>X</w:t>
-      </w:r>
-      <w:r>
-        <w:rPr>
-          <w:rFonts w:ascii="Arial" w:hAnsi="Arial" w:eastAsia="等线" w:cs="Arial"/>
-          <w:b/>
-          <w:sz w:val="28"/>
-          <w:szCs w:val="28"/>
-        </w:rPr>
-        <w:t>月X</w:t>
-      </w:r>
-      <w:r>
-        <w:rPr>
-          <w:rFonts w:ascii="Arial" w:hAnsi="Arial" w:eastAsia="等线" w:cs="Arial"/>
-          <w:b/>
-          <w:sz w:val="28"/>
-          <w:szCs w:val="28"/>
-        </w:rPr>
-        <w:t>X</w:t>
-      </w:r>
-      <w:bookmarkStart w:id="3" w:name="_GoBack"/>
-      <w:bookmarkEnd w:id="3"/>
-      <w:r>
-        <w:rPr>
-          <w:rFonts w:ascii="Arial" w:hAnsi="Arial" w:eastAsia="等线" w:cs="Arial"/>
-          <w:b/>
-          <w:sz w:val="28"/>
-          <w:szCs w:val="28"/>
-        </w:rPr>
-        <w:t>日</w:t>
-      </w:r>
-      <w:bookmarkEnd w:id="2"/>
+          <w:sz w:val="30"/>
+          <w:szCs w:val="30"/>
+        </w:rPr>
+      </w:pPr>
+      <w:bookmarkStart w:id="1" w:name="heading_2"/>
+      <w:r>
+        <w:rPr>
+          <w:rFonts w:ascii="仿宋" w:hAnsi="仿宋" w:eastAsia="仿宋" w:cs="仿宋"/>
+          <w:b w:val="0"/>
+          <w:sz w:val="30"/>
+          <w:szCs w:val="30"/>
+        </w:rPr>
+        <w:t>XXXX年XX月XX日</w:t>
+      </w:r>
+      <w:bookmarkEnd w:id="1"/>
     </w:p>
     <w:p>
       <w:pPr>
         <w:spacing w:before="120" w:after="120" w:line="288" w:lineRule="auto"/>
         <w:ind w:left="0"/>
         <w:jc w:val="left"/>
-      </w:pPr>
-    </w:p>
-    <w:p/>
-    <w:p>
-      <w:r>
-        <w:rPr>
-          <w:b/>
-        </w:rPr>
-        <w:t>【使用说明】</w:t>
-      </w:r>
-      <w:r>
-        <w:t xml:space="preserve"> 本模板适用于上级党委收到党支部《关于召开党员大会进行党支部委员会换届选举的请示》后，作出同意召开党员大会的第一次批复。请结合实际填写单位名称、时间、职数等信息。</w:t>
-      </w:r>
+        <w:rPr>
+          <w:sz w:val="30"/>
+          <w:szCs w:val="30"/>
+        </w:rPr>
+      </w:pPr>
+    </w:p>
+    <w:p>
+      <w:pPr>
+        <w:spacing w:before="0" w:after="0" w:line="560" w:lineRule="exact"/>
+        <w:ind w:firstLine="420"/>
+        <w:jc w:val="both"/>
+        <w:rPr>
+          <w:sz w:val="30"/>
+          <w:szCs w:val="30"/>
+        </w:rPr>
+      </w:pPr>
     </w:p>
     <w:sectPr>
       <w:headerReference r:id="rId3" w:type="default"/>
       <w:footerReference r:id="rId4" w:type="default"/>
-      <w:pgSz w:w="11905" w:h="16840"/>
+      <w:pgSz w:w="12240" w:h="15840"/>
+      <w:pgMar w:top="1587" w:right="1474" w:bottom="1417" w:left="1587" w:header="720" w:footer="720" w:gutter="0"/>
       <w:cols w:space="720" w:num="1"/>
     </w:sectPr>
   </w:body>
@@ -461,12 +482,17 @@
   <w:p>
     <w:pPr>
       <w:jc w:val="left"/>
+      <w:rPr>
+        <w:rFonts w:hint="eastAsia" w:eastAsia="微软雅黑"/>
+        <w:lang w:val="en-US" w:eastAsia="zh-CN"/>
+      </w:rPr>
     </w:pPr>
     <w:r>
       <w:rPr>
-        <w:rFonts w:ascii="微软雅黑" w:hAnsi="微软雅黑" w:eastAsia="微软雅黑"/>
-        <w:color w:val="B48C00"/>
-        <w:sz w:val="20"/>
+        <w:rFonts w:ascii="微软雅黑" w:hAnsi="微软雅黑" w:eastAsia="微软雅黑" w:cs="微软雅黑"/>
+        <w:b w:val="0"/>
+        <w:color w:val="C00000"/>
+        <w:sz w:val="18"/>
       </w:rPr>
       <w:t>www.xiaoxuanvip.com</w:t>
     </w:r>
@@ -482,9 +508,10 @@
     </w:pPr>
     <w:r>
       <w:rPr>
-        <w:rFonts w:ascii="微软雅黑" w:hAnsi="微软雅黑" w:eastAsia="微软雅黑"/>
-        <w:color w:val="B48C00"/>
-        <w:sz w:val="20"/>
+        <w:rFonts w:ascii="微软雅黑" w:hAnsi="微软雅黑" w:eastAsia="微软雅黑" w:cs="微软雅黑"/>
+        <w:b w:val="0"/>
+        <w:color w:val="C00000"/>
+        <w:sz w:val="18"/>
       </w:rPr>
       <w:t>小宣资料库</w:t>
     </w:r>
@@ -568,7 +595,7 @@
     <w:lsdException w:qFormat="1" w:unhideWhenUsed="0" w:uiPriority="0" w:semiHidden="0" w:name="Title"/>
     <w:lsdException w:unhideWhenUsed="0" w:uiPriority="0" w:semiHidden="0" w:name="Closing"/>
     <w:lsdException w:unhideWhenUsed="0" w:uiPriority="0" w:semiHidden="0" w:name="Signature"/>
-    <w:lsdException w:unhideWhenUsed="0" w:uiPriority="0" w:name="Default Paragraph Font"/>
+    <w:lsdException w:qFormat="1" w:unhideWhenUsed="0" w:uiPriority="0" w:name="Default Paragraph Font"/>
     <w:lsdException w:unhideWhenUsed="0" w:uiPriority="0" w:semiHidden="0" w:name="Body Text"/>
     <w:lsdException w:unhideWhenUsed="0" w:uiPriority="0" w:semiHidden="0" w:name="Body Text Indent"/>
     <w:lsdException w:unhideWhenUsed="0" w:uiPriority="0" w:semiHidden="0" w:name="List Continue"/>
@@ -606,7 +633,7 @@
     <w:lsdException w:unhideWhenUsed="0" w:uiPriority="0" w:semiHidden="0" w:name="HTML Sample"/>
     <w:lsdException w:unhideWhenUsed="0" w:uiPriority="0" w:semiHidden="0" w:name="HTML Typewriter"/>
     <w:lsdException w:unhideWhenUsed="0" w:uiPriority="0" w:semiHidden="0" w:name="HTML Variable"/>
-    <w:lsdException w:unhideWhenUsed="0" w:uiPriority="0" w:name="Normal Table"/>
+    <w:lsdException w:qFormat="1" w:unhideWhenUsed="0" w:uiPriority="0" w:name="Normal Table"/>
     <w:lsdException w:unhideWhenUsed="0" w:uiPriority="0" w:semiHidden="0" w:name="annotation subject"/>
     <w:lsdException w:unhideWhenUsed="0" w:uiPriority="0" w:semiHidden="0" w:name="Table Simple 1"/>
     <w:lsdException w:unhideWhenUsed="0" w:uiPriority="0" w:semiHidden="0" w:name="Table Simple 2"/>
@@ -761,6 +788,7 @@
       <w:jc w:val="both"/>
     </w:pPr>
     <w:rPr>
+      <w:rFonts w:asciiTheme="minorHAnsi" w:hAnsiTheme="minorHAnsi" w:eastAsiaTheme="minorEastAsia" w:cstheme="minorBidi"/>
       <w:sz w:val="21"/>
       <w:szCs w:val="22"/>
     </w:rPr>
@@ -768,11 +796,13 @@
   <w:style w:type="character" w:default="1" w:styleId="3">
     <w:name w:val="Default Paragraph Font"/>
     <w:semiHidden/>
+    <w:qFormat/>
     <w:uiPriority w:val="0"/>
   </w:style>
   <w:style w:type="table" w:default="1" w:styleId="2">
     <w:name w:val="Normal Table"/>
     <w:semiHidden/>
+    <w:qFormat/>
     <w:uiPriority w:val="0"/>
     <w:tblPr>
       <w:tblCellMar>
